--- a/fiction/drafts/roughs/spark_restless-nights-[1020]_20091010-0534.docx
+++ b/fiction/drafts/roughs/spark_restless-nights-[1020]_20091010-0534.docx
@@ -5,8 +5,16 @@
     <w:p>
       <w:pPr>
         <w:spacing w:line="360" w:lineRule="auto"/>
+        <w:rPr>
+          <w:rFonts w:ascii="Montserrat" w:hAnsi="Montserrat"/>
+          <w:sz w:val="24"/>
+        </w:rPr>
       </w:pPr>
       <w:r>
+        <w:rPr>
+          <w:rFonts w:ascii="Montserrat" w:hAnsi="Montserrat"/>
+          <w:sz w:val="24"/>
+        </w:rPr>
         <w:t xml:space="preserve">I - Restless Nights </w:t>
       </w:r>
     </w:p>
@@ -15,80 +23,106 @@
         <w:spacing w:line="360" w:lineRule="auto"/>
         <w:jc w:val="right"/>
         <w:rPr>
+          <w:rFonts w:ascii="Montserrat" w:hAnsi="Montserrat"/>
           <w:color w:val="808080"/>
+          <w:sz w:val="24"/>
         </w:rPr>
       </w:pPr>
       <w:r>
         <w:rPr>
+          <w:rFonts w:ascii="Montserrat" w:hAnsi="Montserrat"/>
           <w:color w:val="808080"/>
+          <w:sz w:val="24"/>
         </w:rPr>
         <w:fldChar w:fldCharType="begin"/>
       </w:r>
       <w:r>
         <w:rPr>
+          <w:rFonts w:ascii="Montserrat" w:hAnsi="Montserrat"/>
           <w:color w:val="808080"/>
+          <w:sz w:val="24"/>
         </w:rPr>
         <w:instrText xml:space="preserve"> NUMPAGES  \* MERGEFORMAT </w:instrText>
       </w:r>
       <w:r>
         <w:rPr>
+          <w:rFonts w:ascii="Montserrat" w:hAnsi="Montserrat"/>
           <w:color w:val="808080"/>
+          <w:sz w:val="24"/>
         </w:rPr>
         <w:fldChar w:fldCharType="separate"/>
       </w:r>
       <w:r>
         <w:rPr>
+          <w:rFonts w:ascii="Montserrat" w:hAnsi="Montserrat"/>
           <w:noProof/>
           <w:color w:val="808080"/>
+          <w:sz w:val="24"/>
         </w:rPr>
         <w:t>4</w:t>
       </w:r>
       <w:r>
         <w:rPr>
+          <w:rFonts w:ascii="Montserrat" w:hAnsi="Montserrat"/>
           <w:color w:val="808080"/>
+          <w:sz w:val="24"/>
         </w:rPr>
         <w:fldChar w:fldCharType="end"/>
       </w:r>
       <w:r>
         <w:rPr>
+          <w:rFonts w:ascii="Montserrat" w:hAnsi="Montserrat"/>
           <w:color w:val="808080"/>
+          <w:sz w:val="24"/>
         </w:rPr>
         <w:t xml:space="preserve"> pages ∙ </w:t>
       </w:r>
       <w:r>
         <w:rPr>
+          <w:rFonts w:ascii="Montserrat" w:hAnsi="Montserrat"/>
           <w:color w:val="808080"/>
+          <w:sz w:val="24"/>
         </w:rPr>
         <w:fldChar w:fldCharType="begin"/>
       </w:r>
       <w:r>
         <w:rPr>
+          <w:rFonts w:ascii="Montserrat" w:hAnsi="Montserrat"/>
           <w:color w:val="808080"/>
+          <w:sz w:val="24"/>
         </w:rPr>
         <w:instrText xml:space="preserve"> NUMWORDS  \* MERGEFORMAT </w:instrText>
       </w:r>
       <w:r>
         <w:rPr>
+          <w:rFonts w:ascii="Montserrat" w:hAnsi="Montserrat"/>
           <w:color w:val="808080"/>
+          <w:sz w:val="24"/>
         </w:rPr>
         <w:fldChar w:fldCharType="separate"/>
       </w:r>
       <w:r>
         <w:rPr>
+          <w:rFonts w:ascii="Montserrat" w:hAnsi="Montserrat"/>
           <w:noProof/>
           <w:color w:val="808080"/>
+          <w:sz w:val="24"/>
         </w:rPr>
         <w:t>1020</w:t>
       </w:r>
       <w:r>
         <w:rPr>
+          <w:rFonts w:ascii="Montserrat" w:hAnsi="Montserrat"/>
           <w:color w:val="808080"/>
+          <w:sz w:val="24"/>
         </w:rPr>
         <w:fldChar w:fldCharType="end"/>
       </w:r>
       <w:r>
         <w:rPr>
+          <w:rFonts w:ascii="Montserrat" w:hAnsi="Montserrat"/>
           <w:color w:val="808080"/>
+          <w:sz w:val="24"/>
         </w:rPr>
         <w:t xml:space="preserve"> words</w:t>
       </w:r>
@@ -97,7 +131,9 @@
       <w:pPr>
         <w:spacing w:line="360" w:lineRule="auto"/>
         <w:rPr>
+          <w:rFonts w:ascii="Montserrat" w:hAnsi="Montserrat"/>
           <w:color w:val="808080"/>
+          <w:sz w:val="24"/>
         </w:rPr>
       </w:pPr>
     </w:p>
@@ -106,42 +142,18 @@
         <w:pStyle w:val="BodyText"/>
         <w:spacing w:line="360" w:lineRule="auto"/>
         <w:rPr>
+          <w:rFonts w:ascii="Montserrat" w:hAnsi="Montserrat"/>
           <w:color w:val="808080"/>
+          <w:sz w:val="24"/>
         </w:rPr>
       </w:pPr>
       <w:r>
         <w:rPr>
+          <w:rFonts w:ascii="Montserrat" w:hAnsi="Montserrat"/>
           <w:color w:val="808080"/>
-        </w:rPr>
-        <w:t xml:space="preserve">I closed my eyes and pretended that I didn't know what would happen next. I was just too </w:t>
-      </w:r>
-      <w:proofErr w:type="gramStart"/>
-      <w:r>
-        <w:rPr>
-          <w:color w:val="808080"/>
-        </w:rPr>
-        <w:t>tired</w:t>
-      </w:r>
-      <w:proofErr w:type="gramEnd"/>
-      <w:r>
-        <w:rPr>
-          <w:color w:val="808080"/>
-        </w:rPr>
-        <w:t xml:space="preserve"> and a weight had settled on me like a lover. I wanted to cry because this is how it always started. An inescapable pressure plunged my body into the paths of sleep but cast my mind adrift. Merciful oblivion floated beyond my reach, an impenetrable sea. I twisted, I writhed, but every move only loosened the contours of my private universe. Every sensation became cleaner, sharper. A </w:t>
-      </w:r>
-      <w:proofErr w:type="gramStart"/>
-      <w:r>
-        <w:rPr>
-          <w:color w:val="808080"/>
-        </w:rPr>
-        <w:t>razor edged</w:t>
-      </w:r>
-      <w:proofErr w:type="gramEnd"/>
-      <w:r>
-        <w:rPr>
-          <w:color w:val="808080"/>
-        </w:rPr>
-        <w:t xml:space="preserve"> sensation sliced through me, searing and electric. My body unraveled into smoke and my mind flowed off into an endless, cold abyss. </w:t>
+          <w:sz w:val="24"/>
+        </w:rPr>
+        <w:t xml:space="preserve">I closed my eyes and pretended that I didn't know what would happen next. I was just too tired and a weight had settled on me like a lover. I wanted to cry because this is how it always started. An inescapable pressure plunged my body into the paths of sleep but cast my mind adrift. Merciful oblivion floated beyond my reach, an impenetrable sea. I twisted, I writhed, but every move only loosened the contours of my private universe. Every sensation became cleaner, sharper. A razor edged sensation sliced through me, searing and electric. My body unraveled into smoke and my mind flowed off into an endless, cold abyss. </w:t>
       </w:r>
     </w:p>
     <w:p>
@@ -149,16 +161,26 @@
         <w:suppressAutoHyphens/>
         <w:spacing w:line="360" w:lineRule="auto"/>
         <w:jc w:val="both"/>
+        <w:rPr>
+          <w:rFonts w:ascii="Montserrat" w:hAnsi="Montserrat"/>
+          <w:sz w:val="24"/>
+        </w:rPr>
       </w:pPr>
       <w:r>
         <w:rPr>
+          <w:rFonts w:ascii="Montserrat" w:hAnsi="Montserrat"/>
           <w:i/>
           <w:iCs/>
+          <w:sz w:val="24"/>
         </w:rPr>
         <w:tab/>
         <w:t>I know this… and I know I can't escape this.</w:t>
       </w:r>
       <w:r>
+        <w:rPr>
+          <w:rFonts w:ascii="Montserrat" w:hAnsi="Montserrat"/>
+          <w:sz w:val="24"/>
+        </w:rPr>
         <w:t xml:space="preserve"> </w:t>
       </w:r>
     </w:p>
@@ -167,43 +189,50 @@
         <w:suppressAutoHyphens/>
         <w:spacing w:line="360" w:lineRule="auto"/>
         <w:jc w:val="both"/>
+        <w:rPr>
+          <w:rFonts w:ascii="Montserrat" w:hAnsi="Montserrat"/>
+          <w:sz w:val="24"/>
+        </w:rPr>
       </w:pPr>
       <w:r>
+        <w:rPr>
+          <w:rFonts w:ascii="Montserrat" w:hAnsi="Montserrat"/>
+          <w:sz w:val="24"/>
+        </w:rPr>
         <w:tab/>
         <w:t xml:space="preserve">I felt my mind scream. The silent, brilliant sound shivered across the threads of my soul, transmuted into piercing illumination. An instant glimpse of the meaning of my scream; terror, agony, ecstasy—I </w:t>
       </w:r>
-      <w:proofErr w:type="gramStart"/>
-      <w:r>
-        <w:rPr>
+      <w:r>
+        <w:rPr>
+          <w:rFonts w:ascii="Montserrat" w:hAnsi="Montserrat"/>
           <w:i/>
           <w:iCs/>
+          <w:sz w:val="24"/>
         </w:rPr>
         <w:t>am</w:t>
       </w:r>
       <w:r>
-        <w:t>;</w:t>
-      </w:r>
-      <w:proofErr w:type="gramEnd"/>
-      <w:r>
-        <w:t xml:space="preserve"> I </w:t>
-      </w:r>
-      <w:r>
-        <w:rPr>
+        <w:rPr>
+          <w:rFonts w:ascii="Montserrat" w:hAnsi="Montserrat"/>
+          <w:sz w:val="24"/>
+        </w:rPr>
+        <w:t xml:space="preserve">; I </w:t>
+      </w:r>
+      <w:r>
+        <w:rPr>
+          <w:rFonts w:ascii="Montserrat" w:hAnsi="Montserrat"/>
           <w:i/>
           <w:iCs/>
+          <w:sz w:val="24"/>
         </w:rPr>
         <w:t>know</w:t>
       </w:r>
       <w:r>
-        <w:t xml:space="preserve">—but the thought seemed inexpressible. Unbearable. I coiled around another </w:t>
-      </w:r>
-      <w:proofErr w:type="gramStart"/>
-      <w:r>
-        <w:t>scream</w:t>
-      </w:r>
-      <w:proofErr w:type="gramEnd"/>
-      <w:r>
-        <w:t xml:space="preserve"> but the echoes reached me before I could start. </w:t>
+        <w:rPr>
+          <w:rFonts w:ascii="Montserrat" w:hAnsi="Montserrat"/>
+          <w:sz w:val="24"/>
+        </w:rPr>
+        <w:t xml:space="preserve">—but the thought seemed inexpressible. Unbearable. I coiled around another scream but the echoes reached me before I could start. </w:t>
       </w:r>
     </w:p>
     <w:p>
@@ -211,18 +240,32 @@
         <w:suppressAutoHyphens/>
         <w:spacing w:line="360" w:lineRule="auto"/>
         <w:jc w:val="both"/>
+        <w:rPr>
+          <w:rFonts w:ascii="Montserrat" w:hAnsi="Montserrat"/>
+          <w:sz w:val="24"/>
+        </w:rPr>
       </w:pPr>
       <w:r>
+        <w:rPr>
+          <w:rFonts w:ascii="Montserrat" w:hAnsi="Montserrat"/>
+          <w:sz w:val="24"/>
+        </w:rPr>
         <w:tab/>
       </w:r>
       <w:r>
         <w:rPr>
+          <w:rFonts w:ascii="Montserrat" w:hAnsi="Montserrat"/>
           <w:i/>
           <w:iCs/>
+          <w:sz w:val="24"/>
         </w:rPr>
         <w:t>Oh my god</w:t>
       </w:r>
       <w:r>
+        <w:rPr>
+          <w:rFonts w:ascii="Montserrat" w:hAnsi="Montserrat"/>
+          <w:sz w:val="24"/>
+        </w:rPr>
         <w:t>.</w:t>
       </w:r>
     </w:p>
@@ -231,31 +274,25 @@
         <w:suppressAutoHyphens/>
         <w:spacing w:line="360" w:lineRule="auto"/>
         <w:jc w:val="both"/>
+        <w:rPr>
+          <w:rFonts w:ascii="Montserrat" w:hAnsi="Montserrat"/>
+          <w:sz w:val="24"/>
+        </w:rPr>
       </w:pPr>
       <w:r>
+        <w:rPr>
+          <w:rFonts w:ascii="Montserrat" w:hAnsi="Montserrat"/>
+          <w:sz w:val="24"/>
+        </w:rPr>
         <w:tab/>
-        <w:t xml:space="preserve">I turned and glimpsed a faint image, a dream haunting </w:t>
-      </w:r>
-      <w:proofErr w:type="gramStart"/>
-      <w:r>
-        <w:t>a darkened</w:t>
-      </w:r>
-      <w:proofErr w:type="gramEnd"/>
-      <w:r>
-        <w:t xml:space="preserve"> glass. I was only separated from it by a twist of </w:t>
-      </w:r>
-      <w:proofErr w:type="gramStart"/>
-      <w:r>
-        <w:t>the imagination</w:t>
-      </w:r>
-      <w:proofErr w:type="gramEnd"/>
-      <w:r>
-        <w:t xml:space="preserve">. At first I did not comprehend what I faced; then I was another me, and the image was another world. I felt herself drawing a breath and I knew what was coming. </w:t>
-      </w:r>
-      <w:r>
-        <w:rPr>
+        <w:t xml:space="preserve">I turned and glimpsed a faint image, a dream haunting a darkened glass. I was only separated from it by a twist of the imagination. At first I did not comprehend what I faced; then I was another me, and the image was another world. I felt herself drawing a breath and I knew what was coming. </w:t>
+      </w:r>
+      <w:r>
+        <w:rPr>
+          <w:rFonts w:ascii="Montserrat" w:hAnsi="Montserrat"/>
           <w:i/>
           <w:iCs/>
+          <w:sz w:val="24"/>
         </w:rPr>
         <w:t xml:space="preserve">Please no. No. Oh, please... </w:t>
       </w:r>
@@ -265,61 +302,49 @@
         <w:suppressAutoHyphens/>
         <w:spacing w:line="360" w:lineRule="auto"/>
         <w:jc w:val="both"/>
+        <w:rPr>
+          <w:rFonts w:ascii="Montserrat" w:hAnsi="Montserrat"/>
+          <w:sz w:val="24"/>
+        </w:rPr>
       </w:pPr>
       <w:r>
+        <w:rPr>
+          <w:rFonts w:ascii="Montserrat" w:hAnsi="Montserrat"/>
+          <w:sz w:val="24"/>
+        </w:rPr>
         <w:tab/>
-        <w:t xml:space="preserve">The darkness where I stood barely intruded into the lightless spaces of this other dream. I have no time. I strained to reach out in the fractured moment in which I was almost in sync. I felt the singing ache as my mind touched another's and recognition flickered. The gentle murmur of a rich life caressed me as I slipped deeper into her. Me. I swallowed hot, burning despair as I realized that I could know nothing more of her—my—life than this. Being us was so much more complex than merely being me. </w:t>
-      </w:r>
-      <w:proofErr w:type="gramStart"/>
-      <w:r>
-        <w:t>She—I</w:t>
-      </w:r>
-      <w:proofErr w:type="gramEnd"/>
-      <w:r>
-        <w:t xml:space="preserve"> seemed to extend into the impossible image of a world inside a dream. I reached a hand up to the glass, but the mirror was </w:t>
-      </w:r>
-      <w:proofErr w:type="gramStart"/>
-      <w:r>
-        <w:t>open—a door</w:t>
-      </w:r>
-      <w:proofErr w:type="gramEnd"/>
-      <w:r>
-        <w:t xml:space="preserve">. I was standing nowhere, cast upon the face of an abyss; and yet I somehow also stood within the image. I felt as if I had escaped herself and I dared not cross the line. I watched herself in the mirror, struggling—with all my love and all my hate. I touched the </w:t>
-      </w:r>
-      <w:proofErr w:type="gramStart"/>
-      <w:r>
-        <w:t>not</w:t>
-      </w:r>
-      <w:proofErr w:type="gramEnd"/>
-      <w:r>
-        <w:t xml:space="preserve">-surface of the divide. Delicate. Much too fragile. The sound of my </w:t>
-      </w:r>
-      <w:proofErr w:type="gramStart"/>
-      <w:r>
-        <w:t>scream</w:t>
-      </w:r>
-      <w:proofErr w:type="gramEnd"/>
-      <w:r>
-        <w:t xml:space="preserve"> was growing in my ears. Suddenly my reflection stepped toward me, stepped through and touched me. The threshold shattered. The image of the world—the dream—began to devour itself. My reflection split, sundered by the violation of the divide. I… </w:t>
-      </w:r>
-      <w:r>
-        <w:rPr>
+        <w:t xml:space="preserve">The darkness where I stood barely intruded into the lightless spaces of this other dream. I have no time. I strained to reach out in the fractured moment in which I was almost in sync. I felt the singing ache as my mind touched another's and recognition flickered. The gentle murmur of a rich life caressed me as I slipped deeper into her. Me. I swallowed hot, burning despair as I realized that I could know nothing more of her—my—life than this. Being us was so much more complex than merely being me. She—I seemed to extend into the impossible image of a world inside a dream. I reached a hand up to the glass, but the mirror was open—a door. I was standing nowhere, cast upon the face of an abyss; and yet I somehow also stood within the image. I felt as if I had escaped herself and I dared not cross the line. I watched herself in the mirror, struggling—with all my love and all my hate. I touched the not-surface of the divide. Delicate. Much too fragile. The sound of my scream was growing in my ears. Suddenly my reflection stepped toward me, stepped through and touched me. The threshold shattered. The image of the world—the dream—began to devour itself. My reflection split, sundered by the violation of the divide. I… </w:t>
+      </w:r>
+      <w:r>
+        <w:rPr>
+          <w:rFonts w:ascii="Montserrat" w:hAnsi="Montserrat"/>
           <w:i/>
           <w:iCs/>
+          <w:sz w:val="24"/>
         </w:rPr>
         <w:t xml:space="preserve">we </w:t>
       </w:r>
       <w:r>
+        <w:rPr>
+          <w:rFonts w:ascii="Montserrat" w:hAnsi="Montserrat"/>
+          <w:sz w:val="24"/>
+        </w:rPr>
         <w:t xml:space="preserve">confronted... </w:t>
       </w:r>
       <w:r>
         <w:rPr>
+          <w:rFonts w:ascii="Montserrat" w:hAnsi="Montserrat"/>
           <w:i/>
           <w:iCs/>
+          <w:sz w:val="24"/>
         </w:rPr>
         <w:t>me</w:t>
       </w:r>
       <w:r>
+        <w:rPr>
+          <w:rFonts w:ascii="Montserrat" w:hAnsi="Montserrat"/>
+          <w:sz w:val="24"/>
+        </w:rPr>
         <w:t>… each other on my side of the glass. Me, my lover, my nemesis.</w:t>
       </w:r>
     </w:p>
@@ -328,48 +353,26 @@
         <w:pStyle w:val="BodyText"/>
         <w:spacing w:line="360" w:lineRule="auto"/>
         <w:rPr>
+          <w:rFonts w:ascii="Montserrat" w:hAnsi="Montserrat"/>
           <w:color w:val="808080"/>
+          <w:sz w:val="24"/>
         </w:rPr>
       </w:pPr>
       <w:r>
+        <w:rPr>
+          <w:rFonts w:ascii="Montserrat" w:hAnsi="Montserrat"/>
+          <w:sz w:val="24"/>
+        </w:rPr>
         <w:tab/>
-        <w:t xml:space="preserve">The sound reached a shattering pitch. The howling wind of a torn world streamed into my abyss. I… she writhed with a seething hatred, a devouring hunger, a destructive fury willing to shatter reality to tear at my own throat. Like hate incarnate, she… I </w:t>
-      </w:r>
-      <w:proofErr w:type="gramStart"/>
-      <w:r>
-        <w:t>struck</w:t>
-      </w:r>
-      <w:proofErr w:type="gramEnd"/>
-      <w:r>
-        <w:t xml:space="preserve">. I could not move to defend herself in my confusion. Something flashed in the corner of my eye. The embodiment of that which loved shuddered, somehow now between me and destruction, and crumpled. For a moment I did not understand. A cold blade penetrated my soul and the blood of rage welled up, exploding out of me. A </w:t>
-      </w:r>
-      <w:proofErr w:type="gramStart"/>
-      <w:r>
-        <w:t>pent up</w:t>
-      </w:r>
-      <w:proofErr w:type="gramEnd"/>
-      <w:r>
-        <w:t xml:space="preserve"> breath I had forgotten I had held. The piercing sound took root in a real moment in time, venting pain my reason could not measure, annihilating all thought of hatred. And I could not stop. The fury transcended me and tore into the unraveling interface between a world of dreaming and a world of waking. It consumed me and ripped into the vault of heaven. Abruptly, almost redundantly, the sound snapped silent and her dream, her world, her mind erupted into shreds and tore violently away from me. </w:t>
-      </w:r>
-      <w:r>
-        <w:rPr>
+        <w:t xml:space="preserve">The sound reached a shattering pitch. The howling wind of a torn world streamed into my abyss. I… she writhed with a seething hatred, a devouring hunger, a destructive fury willing to shatter reality to tear at my own throat. Like hate incarnate, she… I struck. I could not move to defend herself in my confusion. Something flashed in the corner of my eye. The embodiment of that which loved shuddered, somehow now between me and destruction, and crumpled. For a moment I did not understand. A cold blade penetrated my soul and the blood of rage welled up, exploding out of me. A pent up breath I had forgotten I had held. The piercing sound took root in a real moment in time, venting pain my reason could not measure, annihilating all thought of hatred. And I could not stop. The fury transcended me and tore into the unraveling interface between a world of dreaming and a world of waking. It consumed me and ripped into the vault of heaven. Abruptly, almost redundantly, the sound snapped silent and her dream, her world, her mind erupted into shreds and tore violently away from me. </w:t>
+      </w:r>
+      <w:r>
+        <w:rPr>
+          <w:rFonts w:ascii="Montserrat" w:hAnsi="Montserrat"/>
           <w:color w:val="808080"/>
-        </w:rPr>
-        <w:t xml:space="preserve">My universe exploded in pain. My every nerve was torn out of me and seared in a blinding flash. This lightening storm swept through me, tracing the map of my body and </w:t>
-      </w:r>
-      <w:proofErr w:type="gramStart"/>
-      <w:r>
-        <w:rPr>
-          <w:color w:val="808080"/>
-        </w:rPr>
-        <w:t>brain;</w:t>
-      </w:r>
-      <w:proofErr w:type="gramEnd"/>
-      <w:r>
-        <w:rPr>
-          <w:color w:val="808080"/>
-        </w:rPr>
-        <w:t xml:space="preserve"> recapturing my essence and slamming it back into its cage.</w:t>
+          <w:sz w:val="24"/>
+        </w:rPr>
+        <w:t>My universe exploded in pain. My every nerve was torn out of me and seared in a blinding flash. This lightening storm swept through me, tracing the map of my body and brain; recapturing my essence and slamming it back into its cage.</w:t>
       </w:r>
     </w:p>
     <w:p>
@@ -377,19 +380,33 @@
         <w:suppressAutoHyphens/>
         <w:spacing w:line="360" w:lineRule="auto"/>
         <w:jc w:val="both"/>
+        <w:rPr>
+          <w:rFonts w:ascii="Montserrat" w:hAnsi="Montserrat"/>
+          <w:sz w:val="24"/>
+        </w:rPr>
       </w:pPr>
       <w:r>
+        <w:rPr>
+          <w:rFonts w:ascii="Montserrat" w:hAnsi="Montserrat"/>
+          <w:sz w:val="24"/>
+        </w:rPr>
         <w:tab/>
         <w:t xml:space="preserve">I absorbed the shock, not at all sure if I was awake or still dreaming. I refused to open my eyes, crying silently into the vault of my stinging mind. I tried not to think about it, but I was never strong enough to stop herself. I don't know how long I groped in the dark after an answer. The fleeting glimpse at something more was smoldering in me. I wanted to understand the meaning of it, but I didn't know how. I wrestled with it silently until I began to slip unnoticed toward the kind of dreams people are supposed to have—most of the time. </w:t>
       </w:r>
       <w:r>
         <w:rPr>
+          <w:rFonts w:ascii="Montserrat" w:hAnsi="Montserrat"/>
           <w:i/>
           <w:iCs/>
+          <w:sz w:val="24"/>
         </w:rPr>
         <w:t xml:space="preserve">Please, let me sleep. Let me forget. </w:t>
       </w:r>
       <w:r>
+        <w:rPr>
+          <w:rFonts w:ascii="Montserrat" w:hAnsi="Montserrat"/>
+          <w:sz w:val="24"/>
+        </w:rPr>
         <w:t xml:space="preserve">I could not sleep. I could not forget. I dreaded the coming day. This dream had always done terrible things to my perception of reality. I nursed an insane fear that I would see some annihilating flaw in my reality, afraid that maybe it wasn't just a dream. As I realized this, I snapped back, fully awake, hands clutching over my heart. </w:t>
       </w:r>
     </w:p>
@@ -398,8 +415,16 @@
         <w:suppressAutoHyphens/>
         <w:spacing w:line="360" w:lineRule="auto"/>
         <w:jc w:val="both"/>
+        <w:rPr>
+          <w:rFonts w:ascii="Montserrat" w:hAnsi="Montserrat"/>
+          <w:sz w:val="24"/>
+        </w:rPr>
       </w:pPr>
       <w:r>
+        <w:rPr>
+          <w:rFonts w:ascii="Montserrat" w:hAnsi="Montserrat"/>
+          <w:sz w:val="24"/>
+        </w:rPr>
         <w:tab/>
         <w:t>Night was almost at an end.</w:t>
       </w:r>
@@ -409,8 +434,16 @@
         <w:suppressAutoHyphens/>
         <w:spacing w:line="360" w:lineRule="auto"/>
         <w:jc w:val="both"/>
+        <w:rPr>
+          <w:rFonts w:ascii="Montserrat" w:hAnsi="Montserrat"/>
+          <w:sz w:val="24"/>
+        </w:rPr>
       </w:pPr>
       <w:r>
+        <w:rPr>
+          <w:rFonts w:ascii="Montserrat" w:hAnsi="Montserrat"/>
+          <w:sz w:val="24"/>
+        </w:rPr>
         <w:tab/>
         <w:t>I gazed blindly into the false light of dawn. I remembered. A scream, like a white-hot nail driven into the center of my forehead, had pierced the dream, shattering it. A sharp chill tracing my movements, I shuddered. Experience told me that I would be haunted until I could somehow sleep and forget again. I would find herself transfixed by a sight or sound or scene that felt unbearably familiar but would be utterly wrong. I knew that ahead of me would be a place that belonged in my dream. A little piece of insanity slipped innocently into a quiet corner of reality.</w:t>
       </w:r>
@@ -430,7 +463,7 @@
   <w:abstractNum w:abstractNumId="0" w15:restartNumberingAfterBreak="0">
     <w:nsid w:val="FFFFFFFB"/>
     <w:multiLevelType w:val="multilevel"/>
-    <w:tmpl w:val="759072D4"/>
+    <w:tmpl w:val="80A499BA"/>
     <w:lvl w:ilvl="0">
       <w:start w:val="1"/>
       <w:numFmt w:val="cardinalText"/>
@@ -535,6 +568,27 @@
   <w:num w:numId="12" w16cid:durableId="1865941638">
     <w:abstractNumId w:val="0"/>
   </w:num>
+  <w:num w:numId="13" w16cid:durableId="1564292981">
+    <w:abstractNumId w:val="0"/>
+  </w:num>
+  <w:num w:numId="14" w16cid:durableId="1824928594">
+    <w:abstractNumId w:val="0"/>
+  </w:num>
+  <w:num w:numId="15" w16cid:durableId="339239190">
+    <w:abstractNumId w:val="0"/>
+  </w:num>
+  <w:num w:numId="16" w16cid:durableId="1675106772">
+    <w:abstractNumId w:val="0"/>
+  </w:num>
+  <w:num w:numId="17" w16cid:durableId="346097141">
+    <w:abstractNumId w:val="0"/>
+  </w:num>
+  <w:num w:numId="18" w16cid:durableId="1091312278">
+    <w:abstractNumId w:val="0"/>
+  </w:num>
+  <w:num w:numId="19" w16cid:durableId="559677981">
+    <w:abstractNumId w:val="0"/>
+  </w:num>
 </w:numbering>
 </file>
 
@@ -543,7 +597,9 @@
   <w:docDefaults>
     <w:rPrDefault>
       <w:rPr>
-        <w:rFonts w:ascii="Times New Roman" w:eastAsia="Times New Roman" w:hAnsi="Times New Roman" w:cs="Times New Roman"/>
+        <w:rFonts w:asciiTheme="minorHAnsi" w:eastAsiaTheme="minorHAnsi" w:hAnsiTheme="minorHAnsi" w:cstheme="minorBidi"/>
+        <w:sz w:val="22"/>
+        <w:szCs w:val="22"/>
         <w:lang w:val="en-US" w:eastAsia="en-US" w:bidi="ar-SA"/>
       </w:rPr>
     </w:rPrDefault>
@@ -930,12 +986,12 @@
   <w:style w:type="paragraph" w:default="1" w:styleId="Normal">
     <w:name w:val="Normal"/>
     <w:qFormat/>
-    <w:rsid w:val="00800DB7"/>
+    <w:rsid w:val="009A0432"/>
     <w:pPr>
       <w:spacing w:after="240" w:line="276" w:lineRule="auto"/>
     </w:pPr>
     <w:rPr>
-      <w:rFonts w:asciiTheme="minorHAnsi" w:hAnsiTheme="minorHAnsi" w:cstheme="minorHAnsi"/>
+      <w:rFonts w:cstheme="minorHAnsi"/>
       <w:sz w:val="28"/>
       <w:szCs w:val="28"/>
     </w:rPr>
@@ -946,10 +1002,10 @@
     <w:next w:val="Normal"/>
     <w:link w:val="Heading1Char"/>
     <w:qFormat/>
-    <w:rsid w:val="00800DB7"/>
+    <w:rsid w:val="009A0432"/>
     <w:pPr>
       <w:keepNext/>
-      <w:contextualSpacing/>
+      <w:spacing w:before="240" w:after="60" w:line="240" w:lineRule="auto"/>
       <w:outlineLvl w:val="0"/>
     </w:pPr>
     <w:rPr>
@@ -965,11 +1021,11 @@
     <w:next w:val="Normal"/>
     <w:link w:val="Heading2Char"/>
     <w:qFormat/>
-    <w:rsid w:val="00800DB7"/>
+    <w:rsid w:val="009A0432"/>
     <w:pPr>
       <w:numPr>
         <w:ilvl w:val="1"/>
-        <w:numId w:val="12"/>
+        <w:numId w:val="19"/>
       </w:numPr>
       <w:outlineLvl w:val="1"/>
     </w:pPr>
@@ -985,7 +1041,7 @@
     <w:next w:val="Normal"/>
     <w:link w:val="Heading3Char"/>
     <w:qFormat/>
-    <w:rsid w:val="00800DB7"/>
+    <w:rsid w:val="009A0432"/>
     <w:pPr>
       <w:outlineLvl w:val="2"/>
     </w:pPr>
@@ -999,7 +1055,7 @@
     <w:next w:val="Normal"/>
     <w:link w:val="Heading4Char"/>
     <w:qFormat/>
-    <w:rsid w:val="00800DB7"/>
+    <w:rsid w:val="009A0432"/>
     <w:pPr>
       <w:numPr>
         <w:ilvl w:val="3"/>
@@ -1016,7 +1072,7 @@
     <w:next w:val="Normal"/>
     <w:link w:val="Heading5Char"/>
     <w:qFormat/>
-    <w:rsid w:val="00800DB7"/>
+    <w:rsid w:val="009A0432"/>
     <w:pPr>
       <w:numPr>
         <w:ilvl w:val="4"/>
@@ -1033,7 +1089,7 @@
     <w:next w:val="Normal"/>
     <w:link w:val="Heading6Char"/>
     <w:qFormat/>
-    <w:rsid w:val="00800DB7"/>
+    <w:rsid w:val="009A0432"/>
     <w:pPr>
       <w:numPr>
         <w:ilvl w:val="5"/>
@@ -1041,7 +1097,7 @@
       <w:outlineLvl w:val="5"/>
     </w:pPr>
     <w:rPr>
-      <w:b w:val="0"/>
+      <w:bCs/>
       <w:sz w:val="24"/>
       <w:szCs w:val="24"/>
       <w:u w:val="single"/>
@@ -1053,28 +1109,31 @@
     <w:next w:val="Normal"/>
     <w:link w:val="Heading7Char"/>
     <w:qFormat/>
-    <w:rsid w:val="00800DB7"/>
+    <w:rsid w:val="009A0432"/>
     <w:pPr>
+      <w:keepNext w:val="0"/>
+      <w:numPr>
+        <w:ilvl w:val="0"/>
+        <w:numId w:val="0"/>
+      </w:numPr>
       <w:outlineLvl w:val="6"/>
     </w:pPr>
     <w:rPr>
-      <w:b/>
-      <w:bCs/>
+      <w:b w:val="0"/>
+      <w:kern w:val="0"/>
     </w:rPr>
   </w:style>
   <w:style w:type="paragraph" w:styleId="Heading8">
     <w:name w:val="heading 8"/>
-    <w:basedOn w:val="Heading7"/>
+    <w:basedOn w:val="Heading6"/>
     <w:next w:val="Normal"/>
     <w:link w:val="Heading8Char"/>
     <w:qFormat/>
-    <w:rsid w:val="00800DB7"/>
+    <w:rsid w:val="009A0432"/>
     <w:pPr>
       <w:outlineLvl w:val="7"/>
     </w:pPr>
     <w:rPr>
-      <w:b w:val="0"/>
-      <w:bCs w:val="0"/>
       <w:i/>
       <w:iCs/>
       <w:u w:val="none"/>
@@ -1086,13 +1145,13 @@
     <w:next w:val="Normal"/>
     <w:link w:val="Heading9Char"/>
     <w:qFormat/>
-    <w:rsid w:val="00800DB7"/>
+    <w:rsid w:val="009A0432"/>
     <w:pPr>
       <w:outlineLvl w:val="8"/>
     </w:pPr>
     <w:rPr>
-      <w:b/>
-      <w:bCs/>
+      <w:b w:val="0"/>
+      <w:bCs w:val="0"/>
     </w:rPr>
   </w:style>
   <w:style w:type="character" w:default="1" w:styleId="DefaultParagraphFont">
@@ -1137,9 +1196,10 @@
     <w:next w:val="Normal"/>
     <w:link w:val="Subheading1Char"/>
     <w:qFormat/>
-    <w:rsid w:val="00800DB7"/>
+    <w:rsid w:val="009A0432"/>
     <w:pPr>
-      <w:spacing w:line="240" w:lineRule="auto"/>
+      <w:spacing w:before="0" w:after="0"/>
+      <w:contextualSpacing/>
     </w:pPr>
     <w:rPr>
       <w:rFonts w:asciiTheme="majorHAnsi" w:eastAsiaTheme="minorHAnsi" w:hAnsiTheme="majorHAnsi"/>
@@ -1152,9 +1212,9 @@
     <w:name w:val="Subheading 1 Char"/>
     <w:basedOn w:val="DefaultParagraphFont"/>
     <w:link w:val="Subheading1"/>
-    <w:rsid w:val="00800DB7"/>
-    <w:rPr>
-      <w:rFonts w:asciiTheme="majorHAnsi" w:eastAsiaTheme="minorHAnsi" w:hAnsiTheme="majorHAnsi" w:cstheme="minorHAnsi"/>
+    <w:rsid w:val="009A0432"/>
+    <w:rPr>
+      <w:rFonts w:asciiTheme="majorHAnsi" w:hAnsiTheme="majorHAnsi" w:cstheme="minorHAnsi"/>
       <w:b/>
       <w:kern w:val="28"/>
       <w:sz w:val="48"/>
@@ -1166,9 +1226,9 @@
     <w:name w:val="Heading 1 Char"/>
     <w:basedOn w:val="DefaultParagraphFont"/>
     <w:link w:val="Heading1"/>
-    <w:rsid w:val="00800DB7"/>
-    <w:rPr>
-      <w:rFonts w:asciiTheme="minorHAnsi" w:eastAsiaTheme="majorEastAsia" w:hAnsiTheme="minorHAnsi" w:cstheme="minorHAnsi"/>
+    <w:rsid w:val="009A0432"/>
+    <w:rPr>
+      <w:rFonts w:eastAsiaTheme="majorEastAsia" w:cstheme="minorHAnsi"/>
       <w:b/>
       <w:kern w:val="28"/>
       <w:sz w:val="56"/>
@@ -1177,67 +1237,58 @@
   </w:style>
   <w:style w:type="paragraph" w:customStyle="1" w:styleId="Subheading2">
     <w:name w:val="Subheading 2"/>
-    <w:basedOn w:val="Heading2"/>
+    <w:basedOn w:val="Subheading1"/>
     <w:next w:val="Normal"/>
     <w:link w:val="Subheading2Char"/>
     <w:qFormat/>
-    <w:rsid w:val="00800DB7"/>
-    <w:pPr>
-      <w:spacing w:line="240" w:lineRule="auto"/>
-    </w:pPr>
-    <w:rPr>
-      <w:vertAlign w:val="superscript"/>
-    </w:rPr>
+    <w:rsid w:val="009A0432"/>
   </w:style>
   <w:style w:type="character" w:customStyle="1" w:styleId="Subheading2Char">
     <w:name w:val="Subheading 2 Char"/>
     <w:basedOn w:val="Subheading1Char"/>
     <w:link w:val="Subheading2"/>
-    <w:rsid w:val="00800DB7"/>
+    <w:rsid w:val="009A0432"/>
+    <w:rPr>
+      <w:rFonts w:asciiTheme="majorHAnsi" w:hAnsiTheme="majorHAnsi" w:cstheme="minorHAnsi"/>
+      <w:b/>
+      <w:kern w:val="28"/>
+      <w:sz w:val="48"/>
+      <w:szCs w:val="48"/>
+      <w:vertAlign w:val="superscript"/>
+    </w:rPr>
+  </w:style>
+  <w:style w:type="character" w:customStyle="1" w:styleId="Heading2Char">
+    <w:name w:val="Heading 2 Char"/>
+    <w:basedOn w:val="DefaultParagraphFont"/>
+    <w:link w:val="Heading2"/>
+    <w:rsid w:val="009A0432"/>
     <w:rPr>
       <w:rFonts w:asciiTheme="majorHAnsi" w:eastAsiaTheme="majorEastAsia" w:hAnsiTheme="majorHAnsi" w:cstheme="minorHAnsi"/>
       <w:b/>
       <w:kern w:val="28"/>
       <w:sz w:val="48"/>
       <w:szCs w:val="48"/>
-      <w:vertAlign w:val="superscript"/>
-    </w:rPr>
-  </w:style>
-  <w:style w:type="character" w:customStyle="1" w:styleId="Heading2Char">
-    <w:name w:val="Heading 2 Char"/>
-    <w:basedOn w:val="DefaultParagraphFont"/>
-    <w:link w:val="Heading2"/>
-    <w:rsid w:val="00800DB7"/>
-    <w:rPr>
-      <w:rFonts w:asciiTheme="majorHAnsi" w:eastAsiaTheme="majorEastAsia" w:hAnsiTheme="majorHAnsi" w:cstheme="minorHAnsi"/>
-      <w:b/>
-      <w:kern w:val="28"/>
-      <w:sz w:val="48"/>
-      <w:szCs w:val="48"/>
     </w:rPr>
   </w:style>
   <w:style w:type="paragraph" w:customStyle="1" w:styleId="Subheading3">
     <w:name w:val="Subheading 3"/>
-    <w:basedOn w:val="Heading3"/>
+    <w:basedOn w:val="Subheading2"/>
     <w:next w:val="Normal"/>
     <w:link w:val="Subheading3Char"/>
     <w:qFormat/>
-    <w:rsid w:val="00800DB7"/>
-    <w:pPr>
-      <w:spacing w:line="240" w:lineRule="auto"/>
-    </w:pPr>
-    <w:rPr>
+    <w:rsid w:val="009A0432"/>
+    <w:rPr>
+      <w:sz w:val="40"/>
       <w:szCs w:val="40"/>
-      <w:vertAlign w:val="superscript"/>
     </w:rPr>
   </w:style>
   <w:style w:type="character" w:customStyle="1" w:styleId="Subheading3Char">
     <w:name w:val="Subheading 3 Char"/>
     <w:basedOn w:val="Subheading2Char"/>
     <w:link w:val="Subheading3"/>
-    <w:rsid w:val="00800DB7"/>
-    <w:rPr>
-      <w:rFonts w:asciiTheme="majorHAnsi" w:eastAsiaTheme="majorEastAsia" w:hAnsiTheme="majorHAnsi" w:cstheme="minorHAnsi"/>
+    <w:rsid w:val="009A0432"/>
+    <w:rPr>
+      <w:rFonts w:asciiTheme="majorHAnsi" w:hAnsiTheme="majorHAnsi" w:cstheme="minorHAnsi"/>
       <w:b/>
       <w:kern w:val="28"/>
       <w:sz w:val="40"/>
@@ -1249,7 +1300,7 @@
     <w:name w:val="Heading 3 Char"/>
     <w:basedOn w:val="DefaultParagraphFont"/>
     <w:link w:val="Heading3"/>
-    <w:rsid w:val="00800DB7"/>
+    <w:rsid w:val="009A0432"/>
     <w:rPr>
       <w:rFonts w:asciiTheme="majorHAnsi" w:eastAsiaTheme="majorEastAsia" w:hAnsiTheme="majorHAnsi" w:cstheme="minorHAnsi"/>
       <w:b/>
@@ -1261,10 +1312,12 @@
   <w:style w:type="paragraph" w:customStyle="1" w:styleId="Suptitle">
     <w:name w:val="Suptitle"/>
     <w:basedOn w:val="Subtitle"/>
-    <w:next w:val="Normal"/>
     <w:link w:val="SuptitleChar"/>
     <w:qFormat/>
-    <w:rsid w:val="00800DB7"/>
+    <w:rsid w:val="009A0432"/>
+    <w:pPr>
+      <w:spacing w:before="240"/>
+    </w:pPr>
     <w:rPr>
       <w:vertAlign w:val="subscript"/>
     </w:rPr>
@@ -1273,7 +1326,7 @@
     <w:name w:val="Suptitle Char"/>
     <w:basedOn w:val="SubtitleChar"/>
     <w:link w:val="Suptitle"/>
-    <w:rsid w:val="00800DB7"/>
+    <w:rsid w:val="009A0432"/>
     <w:rPr>
       <w:rFonts w:asciiTheme="majorHAnsi" w:eastAsiaTheme="majorEastAsia" w:hAnsiTheme="majorHAnsi" w:cstheme="majorBidi"/>
       <w:color w:val="7F7F7F" w:themeColor="text1" w:themeTint="80"/>
@@ -1291,7 +1344,7 @@
     <w:link w:val="SubtitleChar"/>
     <w:uiPriority w:val="11"/>
     <w:qFormat/>
-    <w:rsid w:val="00800DB7"/>
+    <w:rsid w:val="009A0432"/>
     <w:rPr>
       <w:b w:val="0"/>
       <w:bCs w:val="0"/>
@@ -1304,7 +1357,7 @@
     <w:basedOn w:val="DefaultParagraphFont"/>
     <w:link w:val="Subtitle"/>
     <w:uiPriority w:val="11"/>
-    <w:rsid w:val="00800DB7"/>
+    <w:rsid w:val="009A0432"/>
     <w:rPr>
       <w:rFonts w:asciiTheme="majorHAnsi" w:eastAsiaTheme="majorEastAsia" w:hAnsiTheme="majorHAnsi" w:cstheme="majorBidi"/>
       <w:color w:val="7F7F7F" w:themeColor="text1" w:themeTint="80"/>
@@ -1320,7 +1373,7 @@
     <w:basedOn w:val="Normal"/>
     <w:uiPriority w:val="1"/>
     <w:qFormat/>
-    <w:rsid w:val="00800DB7"/>
+    <w:rsid w:val="009A0432"/>
     <w:pPr>
       <w:spacing w:after="0"/>
     </w:pPr>
@@ -1329,7 +1382,7 @@
     <w:name w:val="Heading 4 Char"/>
     <w:basedOn w:val="DefaultParagraphFont"/>
     <w:link w:val="Heading4"/>
-    <w:rsid w:val="00800DB7"/>
+    <w:rsid w:val="009A0432"/>
     <w:rPr>
       <w:rFonts w:asciiTheme="majorHAnsi" w:eastAsiaTheme="majorEastAsia" w:hAnsiTheme="majorHAnsi" w:cstheme="minorHAnsi"/>
       <w:b/>
@@ -1342,7 +1395,7 @@
     <w:name w:val="Heading 5 Char"/>
     <w:basedOn w:val="DefaultParagraphFont"/>
     <w:link w:val="Heading5"/>
-    <w:rsid w:val="00800DB7"/>
+    <w:rsid w:val="009A0432"/>
     <w:rPr>
       <w:rFonts w:asciiTheme="majorHAnsi" w:eastAsiaTheme="majorEastAsia" w:hAnsiTheme="majorHAnsi" w:cstheme="minorHAnsi"/>
       <w:b/>
@@ -1355,20 +1408,7 @@
     <w:name w:val="Heading 6 Char"/>
     <w:basedOn w:val="DefaultParagraphFont"/>
     <w:link w:val="Heading6"/>
-    <w:rsid w:val="00800DB7"/>
-    <w:rPr>
-      <w:rFonts w:asciiTheme="majorHAnsi" w:eastAsiaTheme="majorEastAsia" w:hAnsiTheme="majorHAnsi" w:cstheme="minorHAnsi"/>
-      <w:kern w:val="28"/>
-      <w:sz w:val="24"/>
-      <w:szCs w:val="24"/>
-      <w:u w:val="single"/>
-    </w:rPr>
-  </w:style>
-  <w:style w:type="character" w:customStyle="1" w:styleId="Heading7Char">
-    <w:name w:val="Heading 7 Char"/>
-    <w:basedOn w:val="DefaultParagraphFont"/>
-    <w:link w:val="Heading7"/>
-    <w:rsid w:val="00800DB7"/>
+    <w:rsid w:val="009A0432"/>
     <w:rPr>
       <w:rFonts w:asciiTheme="majorHAnsi" w:eastAsiaTheme="majorEastAsia" w:hAnsiTheme="majorHAnsi" w:cstheme="minorHAnsi"/>
       <w:b/>
@@ -1379,25 +1419,24 @@
       <w:u w:val="single"/>
     </w:rPr>
   </w:style>
+  <w:style w:type="character" w:customStyle="1" w:styleId="Heading7Char">
+    <w:name w:val="Heading 7 Char"/>
+    <w:basedOn w:val="DefaultParagraphFont"/>
+    <w:link w:val="Heading7"/>
+    <w:rsid w:val="009A0432"/>
+    <w:rPr>
+      <w:rFonts w:asciiTheme="majorHAnsi" w:eastAsiaTheme="majorEastAsia" w:hAnsiTheme="majorHAnsi" w:cstheme="minorHAnsi"/>
+      <w:bCs/>
+      <w:sz w:val="24"/>
+      <w:szCs w:val="24"/>
+      <w:u w:val="single"/>
+    </w:rPr>
+  </w:style>
   <w:style w:type="character" w:customStyle="1" w:styleId="Heading8Char">
     <w:name w:val="Heading 8 Char"/>
     <w:basedOn w:val="DefaultParagraphFont"/>
     <w:link w:val="Heading8"/>
-    <w:rsid w:val="00800DB7"/>
-    <w:rPr>
-      <w:rFonts w:asciiTheme="majorHAnsi" w:eastAsiaTheme="majorEastAsia" w:hAnsiTheme="majorHAnsi" w:cstheme="minorHAnsi"/>
-      <w:i/>
-      <w:iCs/>
-      <w:kern w:val="28"/>
-      <w:sz w:val="24"/>
-      <w:szCs w:val="24"/>
-    </w:rPr>
-  </w:style>
-  <w:style w:type="character" w:customStyle="1" w:styleId="Heading9Char">
-    <w:name w:val="Heading 9 Char"/>
-    <w:basedOn w:val="DefaultParagraphFont"/>
-    <w:link w:val="Heading9"/>
-    <w:rsid w:val="00800DB7"/>
+    <w:rsid w:val="009A0432"/>
     <w:rPr>
       <w:rFonts w:asciiTheme="majorHAnsi" w:eastAsiaTheme="majorEastAsia" w:hAnsiTheme="majorHAnsi" w:cstheme="minorHAnsi"/>
       <w:b/>
@@ -1409,6 +1448,20 @@
       <w:szCs w:val="24"/>
     </w:rPr>
   </w:style>
+  <w:style w:type="character" w:customStyle="1" w:styleId="Heading9Char">
+    <w:name w:val="Heading 9 Char"/>
+    <w:basedOn w:val="DefaultParagraphFont"/>
+    <w:link w:val="Heading9"/>
+    <w:rsid w:val="009A0432"/>
+    <w:rPr>
+      <w:rFonts w:asciiTheme="majorHAnsi" w:eastAsiaTheme="majorEastAsia" w:hAnsiTheme="majorHAnsi" w:cstheme="minorHAnsi"/>
+      <w:i/>
+      <w:iCs/>
+      <w:kern w:val="28"/>
+      <w:sz w:val="24"/>
+      <w:szCs w:val="24"/>
+    </w:rPr>
+  </w:style>
   <w:style w:type="paragraph" w:styleId="Caption">
     <w:name w:val="caption"/>
     <w:basedOn w:val="Normal"/>
@@ -1417,7 +1470,7 @@
     <w:semiHidden/>
     <w:unhideWhenUsed/>
     <w:qFormat/>
-    <w:rsid w:val="00800DB7"/>
+    <w:rsid w:val="009A0432"/>
     <w:pPr>
       <w:spacing w:after="200"/>
     </w:pPr>
@@ -1425,7 +1478,6 @@
       <w:i/>
       <w:iCs/>
       <w:color w:val="0E2841" w:themeColor="text2"/>
-      <w:sz w:val="18"/>
       <w:szCs w:val="18"/>
     </w:rPr>
   </w:style>
@@ -1436,9 +1488,9 @@
     <w:link w:val="TitleChar"/>
     <w:uiPriority w:val="10"/>
     <w:qFormat/>
-    <w:rsid w:val="00800DB7"/>
+    <w:rsid w:val="009A0432"/>
     <w:pPr>
-      <w:contextualSpacing/>
+      <w:spacing w:line="240" w:lineRule="auto"/>
     </w:pPr>
     <w:rPr>
       <w:rFonts w:asciiTheme="majorHAnsi" w:eastAsiaTheme="majorEastAsia" w:hAnsiTheme="majorHAnsi" w:cstheme="majorBidi"/>
@@ -1455,7 +1507,7 @@
     <w:basedOn w:val="DefaultParagraphFont"/>
     <w:link w:val="Title"/>
     <w:uiPriority w:val="10"/>
-    <w:rsid w:val="00800DB7"/>
+    <w:rsid w:val="009A0432"/>
     <w:rPr>
       <w:rFonts w:asciiTheme="majorHAnsi" w:eastAsiaTheme="majorEastAsia" w:hAnsiTheme="majorHAnsi" w:cstheme="majorBidi"/>
       <w:b/>
@@ -1470,7 +1522,7 @@
     <w:name w:val="Strong"/>
     <w:uiPriority w:val="22"/>
     <w:qFormat/>
-    <w:rsid w:val="00800DB7"/>
+    <w:rsid w:val="009A0432"/>
     <w:rPr>
       <w:b/>
       <w:bCs/>
@@ -1480,7 +1532,7 @@
     <w:name w:val="Emphasis"/>
     <w:uiPriority w:val="20"/>
     <w:qFormat/>
-    <w:rsid w:val="00800DB7"/>
+    <w:rsid w:val="009A0432"/>
     <w:rPr>
       <w:rFonts w:asciiTheme="minorHAnsi" w:hAnsiTheme="minorHAnsi" w:cstheme="minorHAnsi"/>
       <w:i/>
@@ -1491,10 +1543,10 @@
   </w:style>
   <w:style w:type="paragraph" w:styleId="ListParagraph">
     <w:name w:val="List Paragraph"/>
-    <w:basedOn w:val="NoSpacing"/>
+    <w:basedOn w:val="Normal"/>
     <w:uiPriority w:val="34"/>
     <w:qFormat/>
-    <w:rsid w:val="00800DB7"/>
+    <w:rsid w:val="009A0432"/>
     <w:pPr>
       <w:ind w:left="720"/>
       <w:contextualSpacing/>
@@ -1502,11 +1554,12 @@
   </w:style>
   <w:style w:type="paragraph" w:styleId="Quote">
     <w:name w:val="Quote"/>
-    <w:basedOn w:val="NoSpacing"/>
+    <w:basedOn w:val="Normal"/>
+    <w:next w:val="Normal"/>
     <w:link w:val="QuoteChar"/>
     <w:uiPriority w:val="29"/>
     <w:qFormat/>
-    <w:rsid w:val="00800DB7"/>
+    <w:rsid w:val="009A0432"/>
     <w:pPr>
       <w:keepLines/>
       <w:pageBreakBefore/>
@@ -1518,18 +1571,15 @@
       <w:contextualSpacing/>
       <w:mirrorIndents/>
     </w:pPr>
-    <w:rPr>
-      <w:rFonts w:eastAsiaTheme="minorHAnsi"/>
-    </w:rPr>
   </w:style>
   <w:style w:type="character" w:customStyle="1" w:styleId="QuoteChar">
     <w:name w:val="Quote Char"/>
     <w:basedOn w:val="DefaultParagraphFont"/>
     <w:link w:val="Quote"/>
     <w:uiPriority w:val="29"/>
-    <w:rsid w:val="00800DB7"/>
-    <w:rPr>
-      <w:rFonts w:asciiTheme="minorHAnsi" w:eastAsiaTheme="minorHAnsi" w:hAnsiTheme="minorHAnsi" w:cstheme="minorHAnsi"/>
+    <w:rsid w:val="009A0432"/>
+    <w:rPr>
+      <w:rFonts w:cstheme="minorHAnsi"/>
       <w:sz w:val="28"/>
       <w:szCs w:val="28"/>
     </w:rPr>
@@ -1537,10 +1587,11 @@
   <w:style w:type="paragraph" w:styleId="IntenseQuote">
     <w:name w:val="Intense Quote"/>
     <w:basedOn w:val="Quote"/>
+    <w:next w:val="Normal"/>
     <w:link w:val="IntenseQuoteChar"/>
     <w:uiPriority w:val="30"/>
     <w:qFormat/>
-    <w:rsid w:val="00800DB7"/>
+    <w:rsid w:val="009A0432"/>
     <w:pPr>
       <w:pBdr>
         <w:left w:val="single" w:sz="18" w:space="7" w:color="auto"/>
@@ -1556,9 +1607,9 @@
     <w:basedOn w:val="DefaultParagraphFont"/>
     <w:link w:val="IntenseQuote"/>
     <w:uiPriority w:val="30"/>
-    <w:rsid w:val="00800DB7"/>
-    <w:rPr>
-      <w:rFonts w:asciiTheme="minorHAnsi" w:eastAsiaTheme="minorHAnsi" w:hAnsiTheme="minorHAnsi" w:cstheme="minorHAnsi"/>
+    <w:rsid w:val="009A0432"/>
+    <w:rPr>
+      <w:rFonts w:cstheme="minorHAnsi"/>
       <w:b/>
       <w:bCs/>
       <w:sz w:val="28"/>
@@ -1570,7 +1621,7 @@
     <w:basedOn w:val="Emphasis"/>
     <w:uiPriority w:val="19"/>
     <w:qFormat/>
-    <w:rsid w:val="00800DB7"/>
+    <w:rsid w:val="009A0432"/>
     <w:rPr>
       <w:rFonts w:asciiTheme="minorHAnsi" w:hAnsiTheme="minorHAnsi" w:cs="Calibri Light"/>
       <w:i/>
@@ -1585,7 +1636,7 @@
     <w:basedOn w:val="Emphasis"/>
     <w:uiPriority w:val="21"/>
     <w:qFormat/>
-    <w:rsid w:val="00800DB7"/>
+    <w:rsid w:val="009A0432"/>
     <w:rPr>
       <w:rFonts w:asciiTheme="minorHAnsi" w:hAnsiTheme="minorHAnsi" w:cstheme="minorHAnsi"/>
       <w:b/>
@@ -1600,7 +1651,7 @@
     <w:name w:val="Subtle Reference"/>
     <w:uiPriority w:val="31"/>
     <w:qFormat/>
-    <w:rsid w:val="00800DB7"/>
+    <w:rsid w:val="009A0432"/>
     <w:rPr>
       <w:caps/>
       <w:color w:val="7F7F7F" w:themeColor="text1" w:themeTint="80"/>
@@ -1613,7 +1664,7 @@
     <w:basedOn w:val="SubtleReference"/>
     <w:uiPriority w:val="32"/>
     <w:qFormat/>
-    <w:rsid w:val="00800DB7"/>
+    <w:rsid w:val="009A0432"/>
     <w:rPr>
       <w:b/>
       <w:bCs/>
@@ -1625,9 +1676,10 @@
   </w:style>
   <w:style w:type="character" w:styleId="BookTitle">
     <w:name w:val="Book Title"/>
+    <w:basedOn w:val="DefaultParagraphFont"/>
     <w:uiPriority w:val="33"/>
     <w:qFormat/>
-    <w:rsid w:val="00800DB7"/>
+    <w:rsid w:val="009A0432"/>
     <w:rPr>
       <w:b/>
       <w:bCs/>
